--- a/data/revised_2026-10_full/tracked/v2/Core_Mathematics/SS2.7_Surface_Area_and_Volume_of_Solids/Core_Mathematics_Surface_Area_and_Volume_of_Solids_FinalExplanation_TeacherKey_TRACKED.docx
+++ b/data/revised_2026-10_full/tracked/v2/Core_Mathematics/SS2.7_Surface_Area_and_Volume_of_Solids/Core_Mathematics_Surface_Area_and_Volume_of_Solids_FinalExplanation_TeacherKey_TRACKED.docx
@@ -232,7 +232,7 @@
               </w:rPr>
               <w:t xml:space="preserve">Driving question: Why does the same amount of metal sheet make containers that hold very different amounts of grain, and how can a Kenyan artisan use mathematics to design the best solid shape for storage or construction? Use</w:t>
             </w:r>
-            <w:ins w:id="9001" w:author="Claude (AI) - proposed" w:date="2026-10-15T20:14:25Z">
+            <w:ins w:id="9001" w:author="Claude (AI) - proposed" w:date="2026-10-18T00:27:53Z">
               <w:r>
                 <w:rPr>
                   <w:rFonts w:ascii="Arial" w:cs="Arial" w:eastAsia="Arial" w:hAnsi="Arial"/>
@@ -650,7 +650,7 @@
               </w:rPr>
               <w:t xml:space="preserve">(a) Equal surface area does not mean equal volume because surface area measures only the material covering a solid, while volume measures the space inside. The two are different quantities, so shape, not just the amount of sheet, decides capacity. Our evidence: both containers used 30,800 cm2, but the drum holds 404,250 cm3 and the box 322,500 cm3. (b) The drum has a circular cross-section of area 22/7 x 35 x 35 = 3,850 cm2, and the box has a square cross-section of area 50 x 50 = 2,500 cm2. The drum's cross-section is 1,350 cm2 larger. The box is actually taller (129 cm against 105 cm), but its extra 24 cm of height does not make up for its smaller base, so the drum's greater base area outweighs the height difference and the drum holds more maize (404,250 cm3 against 322,500 cm3). In general, a circle encloses more area than a square for the same perimeter, which is why round shapes tend to give more capacity for the same sheet. (c) A sphere is the best of all, since it encloses the most space for the least covering</w:t>
             </w:r>
-            <w:ins w:id="9002" w:author="Claude (AI) - proposed" w:date="2026-10-15T20:14:25Z">
+            <w:ins w:id="9002" w:author="Claude (AI) - proposed" w:date="2026-10-18T00:27:53Z">
               <w:r>
                 <w:rPr>
                   <w:rFonts w:ascii="Arial" w:cs="Arial" w:eastAsia="Arial" w:hAnsi="Arial"/>
@@ -1191,7 +1191,7 @@
               <w:spacing w:after="40" w:before="0"/>
               <w:jc w:val="left"/>
             </w:pPr>
-            <w:ins w:id="9003" w:author="Claude (AI) - proposed" w:date="2026-10-15T20:14:25Z">
+            <w:ins w:id="9003" w:author="Claude (AI) - proposed" w:date="2026-10-18T00:27:53Z">
               <w:r>
                 <w:rPr>
                   <w:rFonts w:ascii="Arial" w:cs="Arial" w:eastAsia="Arial" w:hAnsi="Arial"/>
@@ -1239,7 +1239,7 @@
               <w:spacing w:after="40" w:before="0"/>
               <w:jc w:val="left"/>
             </w:pPr>
-            <w:ins w:id="9004" w:author="Claude (AI) - proposed" w:date="2026-10-15T20:14:25Z">
+            <w:ins w:id="9004" w:author="Claude (AI) - proposed" w:date="2026-10-18T00:27:53Z">
               <w:r>
                 <w:rPr>
                   <w:rFonts w:ascii="Arial" w:cs="Arial" w:eastAsia="Arial" w:hAnsi="Arial"/>
@@ -1287,7 +1287,7 @@
               <w:spacing w:after="40" w:before="0"/>
               <w:jc w:val="left"/>
             </w:pPr>
-            <w:ins w:id="9005" w:author="Claude (AI) - proposed" w:date="2026-10-15T20:14:25Z">
+            <w:ins w:id="9005" w:author="Claude (AI) - proposed" w:date="2026-10-18T00:27:53Z">
               <w:r>
                 <w:rPr>
                   <w:rFonts w:ascii="Arial" w:cs="Arial" w:eastAsia="Arial" w:hAnsi="Arial"/>
@@ -1370,7 +1370,7 @@
               <w:spacing w:after="40" w:before="0"/>
               <w:jc w:val="left"/>
             </w:pPr>
-            <w:ins w:id="9006" w:author="Claude (AI) - proposed" w:date="2026-10-15T20:14:25Z">
+            <w:ins w:id="9006" w:author="Claude (AI) - proposed" w:date="2026-10-18T00:27:53Z">
               <w:r>
                 <w:rPr>
                   <w:rFonts w:ascii="Arial" w:cs="Arial" w:eastAsia="Arial" w:hAnsi="Arial"/>
@@ -1418,7 +1418,7 @@
               <w:spacing w:after="40" w:before="0"/>
               <w:jc w:val="left"/>
             </w:pPr>
-            <w:ins w:id="9007" w:author="Claude (AI) - proposed" w:date="2026-10-15T20:14:25Z">
+            <w:ins w:id="9007" w:author="Claude (AI) - proposed" w:date="2026-10-18T00:27:53Z">
               <w:r>
                 <w:rPr>
                   <w:rFonts w:ascii="Arial" w:cs="Arial" w:eastAsia="Arial" w:hAnsi="Arial"/>
@@ -1466,7 +1466,7 @@
               <w:spacing w:after="40" w:before="0"/>
               <w:jc w:val="left"/>
             </w:pPr>
-            <w:ins w:id="9008" w:author="Claude (AI) - proposed" w:date="2026-10-15T20:14:25Z">
+            <w:ins w:id="9008" w:author="Claude (AI) - proposed" w:date="2026-10-18T00:27:53Z">
               <w:r>
                 <w:rPr>
                   <w:rFonts w:ascii="Arial" w:cs="Arial" w:eastAsia="Arial" w:hAnsi="Arial"/>
@@ -1549,7 +1549,7 @@
               <w:spacing w:after="40" w:before="0"/>
               <w:jc w:val="left"/>
             </w:pPr>
-            <w:ins w:id="9009" w:author="Claude (AI) - proposed" w:date="2026-10-15T20:14:25Z">
+            <w:ins w:id="9009" w:author="Claude (AI) - proposed" w:date="2026-10-18T00:27:53Z">
               <w:r>
                 <w:rPr>
                   <w:rFonts w:ascii="Arial" w:cs="Arial" w:eastAsia="Arial" w:hAnsi="Arial"/>
@@ -1597,7 +1597,7 @@
               <w:spacing w:after="40" w:before="0"/>
               <w:jc w:val="left"/>
             </w:pPr>
-            <w:ins w:id="9010" w:author="Claude (AI) - proposed" w:date="2026-10-15T20:14:25Z">
+            <w:ins w:id="9010" w:author="Claude (AI) - proposed" w:date="2026-10-18T00:27:53Z">
               <w:r>
                 <w:rPr>
                   <w:rFonts w:ascii="Arial" w:cs="Arial" w:eastAsia="Arial" w:hAnsi="Arial"/>
@@ -1645,7 +1645,7 @@
               <w:spacing w:after="40" w:before="0"/>
               <w:jc w:val="left"/>
             </w:pPr>
-            <w:ins w:id="9011" w:author="Claude (AI) - proposed" w:date="2026-10-15T20:14:25Z">
+            <w:ins w:id="9011" w:author="Claude (AI) - proposed" w:date="2026-10-18T00:27:53Z">
               <w:r>
                 <w:rPr>
                   <w:rFonts w:ascii="Arial" w:cs="Arial" w:eastAsia="Arial" w:hAnsi="Arial"/>
@@ -1728,7 +1728,7 @@
               <w:spacing w:after="40" w:before="0"/>
               <w:jc w:val="left"/>
             </w:pPr>
-            <w:ins w:id="9012" w:author="Claude (AI) - proposed" w:date="2026-10-15T20:14:25Z">
+            <w:ins w:id="9012" w:author="Claude (AI) - proposed" w:date="2026-10-18T00:27:53Z">
               <w:r>
                 <w:rPr>
                   <w:rFonts w:ascii="Arial" w:cs="Arial" w:eastAsia="Arial" w:hAnsi="Arial"/>
@@ -1776,7 +1776,7 @@
               <w:spacing w:after="40" w:before="0"/>
               <w:jc w:val="left"/>
             </w:pPr>
-            <w:ins w:id="9013" w:author="Claude (AI) - proposed" w:date="2026-10-15T20:14:25Z">
+            <w:ins w:id="9013" w:author="Claude (AI) - proposed" w:date="2026-10-18T00:27:53Z">
               <w:r>
                 <w:rPr>
                   <w:rFonts w:ascii="Arial" w:cs="Arial" w:eastAsia="Arial" w:hAnsi="Arial"/>
@@ -1824,7 +1824,7 @@
               <w:spacing w:after="40" w:before="0"/>
               <w:jc w:val="left"/>
             </w:pPr>
-            <w:ins w:id="9014" w:author="Claude (AI) - proposed" w:date="2026-10-15T20:14:25Z">
+            <w:ins w:id="9014" w:author="Claude (AI) - proposed" w:date="2026-10-18T00:27:53Z">
               <w:r>
                 <w:rPr>
                   <w:rFonts w:ascii="Arial" w:cs="Arial" w:eastAsia="Arial" w:hAnsi="Arial"/>
@@ -1974,7 +1974,7 @@
         </w:rPr>
         <w:t xml:space="preserve">© 2026 SeaVuria and ARES. This work is licensed under a </w:t>
       </w:r>
-      <w:hyperlink w:history="1" r:id="rIdw06kogmdrosvud1dgx1wz">
+      <w:hyperlink w:history="1" r:id="rIdbkyhs-d0by-q6o2frx4nr">
         <w:r>
           <w:rPr>
             <w:rFonts w:ascii="Arial" w:cs="Arial" w:eastAsia="Arial" w:hAnsi="Arial"/>
@@ -1994,7 +1994,7 @@
         </w:rPr>
         <w:t xml:space="preserve"> (</w:t>
       </w:r>
-      <w:hyperlink w:history="1" r:id="rId87mpjvjs0uy1tiieg2kta">
+      <w:hyperlink w:history="1" r:id="rIdig4yxau_0rclombseo9g6">
         <w:r>
           <w:rPr>
             <w:rFonts w:ascii="Arial" w:cs="Arial" w:eastAsia="Arial" w:hAnsi="Arial"/>
@@ -2014,7 +2014,7 @@
         </w:rPr>
         <w:t xml:space="preserve">). To view a copy of this license, visit </w:t>
       </w:r>
-      <w:hyperlink w:history="1" r:id="rIdm4g_uod5afkak_kq0u4s2">
+      <w:hyperlink w:history="1" r:id="rId6jlusedv5zqrvuy2e7mdf">
         <w:r>
           <w:rPr>
             <w:rFonts w:ascii="Arial" w:cs="Arial" w:eastAsia="Arial" w:hAnsi="Arial"/>
